--- a/index.docx
+++ b/index.docx
@@ -31,7 +31,7 @@
         <w:pStyle w:val="Date"/>
       </w:pPr>
       <w:r>
-        <w:t xml:space="preserve">2026-09-24</w:t>
+        <w:t xml:space="preserve">2026-09-25</w:t>
       </w:r>
     </w:p>
     <w:p>
